--- a/output/ai_edu_demo/ai_edu_report.docx
+++ b/output/ai_edu_demo/ai_edu_report.docx
@@ -57,11 +57,6 @@
     </w:p>
     <w:p>
       <w:r>
-        <w:t>一、研究背景与目标</w:t>
-      </w:r>
-    </w:p>
-    <w:p>
-      <w:r>
         <w:t>{{p SECTION_1_SUBDOC }}</w:t>
       </w:r>
     </w:p>
@@ -73,11 +68,6 @@
     <w:p>
       <w:r>
         <w:t>{%p if ENABLE_SECTION_2 %}</w:t>
-      </w:r>
-    </w:p>
-    <w:p>
-      <w:r>
-        <w:t>二、技术方案</w:t>
       </w:r>
     </w:p>
     <w:p>
@@ -97,11 +87,6 @@
     </w:p>
     <w:p>
       <w:r>
-        <w:t>三、实验结果与分析</w:t>
-      </w:r>
-    </w:p>
-    <w:p>
-      <w:r>
         <w:t>{{p SECTION_3_SUBDOC }}</w:t>
       </w:r>
     </w:p>
@@ -113,11 +98,6 @@
     <w:p>
       <w:r>
         <w:t>{%p if ENABLE_SECTION_4 %}</w:t>
-      </w:r>
-    </w:p>
-    <w:p>
-      <w:r>
-        <w:t>四、结论与展望</w:t>
       </w:r>
     </w:p>
     <w:p>
